--- a/app/core/templates/docx_skeletons/mensal_sabesp.docx
+++ b/app/core/templates/docx_skeletons/mensal_sabesp.docx
@@ -3735,6 +3735,21 @@
         <w:t>)</w:t>
       </w:r>
       <w:bookmarkEnd w:id="18"/>
+    </w:p>
+    <w:p>
+      <w:r>
+        <w:t>{{ ic_bar }}</w:t>
+      </w:r>
+    </w:p>
+    <w:p>
+      <w:r>
+        <w:t>{{ iqs_bar }}</w:t>
+      </w:r>
+    </w:p>
+    <w:p>
+      <w:r>
+        <w:t>{{ photo_conformity }}</w:t>
+      </w:r>
     </w:p>
     <w:p>
       <w:pPr>
